--- a/output/tables/validation/tS1_concordancia_por_concepto.docx
+++ b/output/tables/validation/tS1_concordancia_por_concepto.docx
@@ -1019,7 +1019,7 @@
                 <w:szCs w:val="24"/>
                 <w:color w:val="000000"/>
               </w:rPr>
-              <w:t xml:space="preserve">0,70 [0,60–0,79]</w:t>
+              <w:t xml:space="preserve">0,70 [0,60–0,80]</w:t>
             </w:r>
           </w:p>
         </w:tc>
@@ -1575,7 +1575,7 @@
                 <w:szCs w:val="24"/>
                 <w:color w:val="000000"/>
               </w:rPr>
-              <w:t xml:space="preserve">0,66 [0,55–0,77]</w:t>
+              <w:t xml:space="preserve">0,66 [0,55–0,76]</w:t>
             </w:r>
           </w:p>
         </w:tc>
@@ -2131,7 +2131,7 @@
                 <w:szCs w:val="24"/>
                 <w:color w:val="000000"/>
               </w:rPr>
-              <w:t xml:space="preserve">0,74 [0,62–0,83]</w:t>
+              <w:t xml:space="preserve">0,74 [0,62–0,84]</w:t>
             </w:r>
           </w:p>
         </w:tc>
@@ -3854,7 +3854,7 @@
                 <w:szCs w:val="24"/>
                 <w:color w:val="000000"/>
               </w:rPr>
-              <w:t xml:space="preserve">0,70 [0,54–0,81]</w:t>
+              <w:t xml:space="preserve">0,70 [0,56–0,82]</w:t>
             </w:r>
           </w:p>
         </w:tc>
@@ -4355,7 +4355,7 @@
                 <w:szCs w:val="24"/>
                 <w:color w:val="000000"/>
               </w:rPr>
-              <w:t xml:space="preserve">0,70 [0,54–0,82]</w:t>
+              <w:t xml:space="preserve">0,70 [0,54–0,83]</w:t>
             </w:r>
           </w:p>
         </w:tc>
@@ -4911,7 +4911,7 @@
                 <w:szCs w:val="24"/>
                 <w:color w:val="000000"/>
               </w:rPr>
-              <w:t xml:space="preserve">0,82 [0,70–0,92]</w:t>
+              <w:t xml:space="preserve">0,82 [0,70–0,91]</w:t>
             </w:r>
           </w:p>
         </w:tc>
@@ -5467,62 +5467,62 @@
                 <w:szCs w:val="24"/>
                 <w:color w:val="000000"/>
               </w:rPr>
-              <w:t xml:space="preserve">0,58 [0,39–0,74]</w:t>
-            </w:r>
-          </w:p>
-        </w:tc>
-        <w:tc>
-          <w:tcPr>
-            <w:tcBorders>
-              <w:bottom w:val="none" w:sz="0" w:space="0" w:color="000000"/>
-              <w:top w:val="none" w:sz="0" w:space="0" w:color="000000"/>
-              <w:left w:val="none" w:sz="0" w:space="0" w:color="000000"/>
-              <w:right w:val="none" w:sz="0" w:space="0" w:color="000000"/>
-            </w:tcBorders>
-            <w:shd w:val="clear" w:color="auto" w:fill="FFFFFF"/>
-            <w:tcMar>
-              <w:top w:w="0" w:type="dxa"/>
-              <w:bottom w:w="0" w:type="dxa"/>
-              <w:left w:w="0" w:type="dxa"/>
-              <w:right w:w="0" w:type="dxa"/>
-            </w:tcMar>
-            <w:vAlign w:val="center"/>
-          </w:tcPr>
-          <w:p>
-            <w:pPr>
-              <w:pStyle w:val="Normal"/>
-              <w:jc w:val="center"/>
-              <w:pBdr>
-                <w:bottom w:val="none" w:sz="0" w:space="0" w:color="000000"/>
-                <w:top w:val="none" w:sz="0" w:space="0" w:color="000000"/>
-                <w:left w:val="none" w:sz="0" w:space="0" w:color="000000"/>
-                <w:right w:val="none" w:sz="0" w:space="0" w:color="000000"/>
-              </w:pBdr>
-              <w:spacing w:after="60" w:before="60" w:line="240"/>
-              <w:ind w:left="60" w:right="60" w:firstLine="0" w:firstLineChars="0"/>
-              <w:rPr>
-                <w:rFonts w:ascii="Times New Roman" w:hAnsi="Times New Roman" w:eastAsia="Times New Roman" w:cs="Times New Roman"/>
-                <w:i w:val="false"/>
-                <w:b w:val="false"/>
-                <w:u w:val="none"/>
-                <w:strike w:val="false"/>
-                <w:sz w:val="24"/>
-                <w:szCs w:val="24"/>
-                <w:color w:val="000000"/>
-              </w:rPr>
-            </w:pPr>
-            <w:r>
-              <w:rPr>
-                <w:rFonts w:ascii="Times New Roman" w:hAnsi="Times New Roman" w:eastAsia="Times New Roman" w:cs="Times New Roman"/>
-                <w:i w:val="false"/>
-                <w:b w:val="false"/>
-                <w:u w:val="none"/>
-                <w:strike w:val="false"/>
-                <w:sz w:val="24"/>
-                <w:szCs w:val="24"/>
-                <w:color w:val="000000"/>
-              </w:rPr>
-              <w:t xml:space="preserve">0,64 [0,47–0,79]</w:t>
+              <w:t xml:space="preserve">0,58 [0,38–0,74]</w:t>
+            </w:r>
+          </w:p>
+        </w:tc>
+        <w:tc>
+          <w:tcPr>
+            <w:tcBorders>
+              <w:bottom w:val="none" w:sz="0" w:space="0" w:color="000000"/>
+              <w:top w:val="none" w:sz="0" w:space="0" w:color="000000"/>
+              <w:left w:val="none" w:sz="0" w:space="0" w:color="000000"/>
+              <w:right w:val="none" w:sz="0" w:space="0" w:color="000000"/>
+            </w:tcBorders>
+            <w:shd w:val="clear" w:color="auto" w:fill="FFFFFF"/>
+            <w:tcMar>
+              <w:top w:w="0" w:type="dxa"/>
+              <w:bottom w:w="0" w:type="dxa"/>
+              <w:left w:w="0" w:type="dxa"/>
+              <w:right w:w="0" w:type="dxa"/>
+            </w:tcMar>
+            <w:vAlign w:val="center"/>
+          </w:tcPr>
+          <w:p>
+            <w:pPr>
+              <w:pStyle w:val="Normal"/>
+              <w:jc w:val="center"/>
+              <w:pBdr>
+                <w:bottom w:val="none" w:sz="0" w:space="0" w:color="000000"/>
+                <w:top w:val="none" w:sz="0" w:space="0" w:color="000000"/>
+                <w:left w:val="none" w:sz="0" w:space="0" w:color="000000"/>
+                <w:right w:val="none" w:sz="0" w:space="0" w:color="000000"/>
+              </w:pBdr>
+              <w:spacing w:after="60" w:before="60" w:line="240"/>
+              <w:ind w:left="60" w:right="60" w:firstLine="0" w:firstLineChars="0"/>
+              <w:rPr>
+                <w:rFonts w:ascii="Times New Roman" w:hAnsi="Times New Roman" w:eastAsia="Times New Roman" w:cs="Times New Roman"/>
+                <w:i w:val="false"/>
+                <w:b w:val="false"/>
+                <w:u w:val="none"/>
+                <w:strike w:val="false"/>
+                <w:sz w:val="24"/>
+                <w:szCs w:val="24"/>
+                <w:color w:val="000000"/>
+              </w:rPr>
+            </w:pPr>
+            <w:r>
+              <w:rPr>
+                <w:rFonts w:ascii="Times New Roman" w:hAnsi="Times New Roman" w:eastAsia="Times New Roman" w:cs="Times New Roman"/>
+                <w:i w:val="false"/>
+                <w:b w:val="false"/>
+                <w:u w:val="none"/>
+                <w:strike w:val="false"/>
+                <w:sz w:val="24"/>
+                <w:szCs w:val="24"/>
+                <w:color w:val="000000"/>
+              </w:rPr>
+              <w:t xml:space="preserve">0,64 [0,46–0,79]</w:t>
             </w:r>
           </w:p>
         </w:tc>
@@ -6023,62 +6023,62 @@
                 <w:szCs w:val="24"/>
                 <w:color w:val="000000"/>
               </w:rPr>
-              <w:t xml:space="preserve">0,64 [0,46–0,78]</w:t>
-            </w:r>
-          </w:p>
-        </w:tc>
-        <w:tc>
-          <w:tcPr>
-            <w:tcBorders>
-              <w:bottom w:val="none" w:sz="0" w:space="0" w:color="000000"/>
-              <w:top w:val="none" w:sz="0" w:space="0" w:color="000000"/>
-              <w:left w:val="none" w:sz="0" w:space="0" w:color="000000"/>
-              <w:right w:val="none" w:sz="0" w:space="0" w:color="000000"/>
-            </w:tcBorders>
-            <w:shd w:val="clear" w:color="auto" w:fill="FFFFFF"/>
-            <w:tcMar>
-              <w:top w:w="0" w:type="dxa"/>
-              <w:bottom w:w="0" w:type="dxa"/>
-              <w:left w:w="0" w:type="dxa"/>
-              <w:right w:w="0" w:type="dxa"/>
-            </w:tcMar>
-            <w:vAlign w:val="center"/>
-          </w:tcPr>
-          <w:p>
-            <w:pPr>
-              <w:pStyle w:val="Normal"/>
-              <w:jc w:val="center"/>
-              <w:pBdr>
-                <w:bottom w:val="none" w:sz="0" w:space="0" w:color="000000"/>
-                <w:top w:val="none" w:sz="0" w:space="0" w:color="000000"/>
-                <w:left w:val="none" w:sz="0" w:space="0" w:color="000000"/>
-                <w:right w:val="none" w:sz="0" w:space="0" w:color="000000"/>
-              </w:pBdr>
-              <w:spacing w:after="60" w:before="60" w:line="240"/>
-              <w:ind w:left="60" w:right="60" w:firstLine="0" w:firstLineChars="0"/>
-              <w:rPr>
-                <w:rFonts w:ascii="Times New Roman" w:hAnsi="Times New Roman" w:eastAsia="Times New Roman" w:cs="Times New Roman"/>
-                <w:i w:val="false"/>
-                <w:b w:val="false"/>
-                <w:u w:val="none"/>
-                <w:strike w:val="false"/>
-                <w:sz w:val="24"/>
-                <w:szCs w:val="24"/>
-                <w:color w:val="000000"/>
-              </w:rPr>
-            </w:pPr>
-            <w:r>
-              <w:rPr>
-                <w:rFonts w:ascii="Times New Roman" w:hAnsi="Times New Roman" w:eastAsia="Times New Roman" w:cs="Times New Roman"/>
-                <w:i w:val="false"/>
-                <w:b w:val="false"/>
-                <w:u w:val="none"/>
-                <w:strike w:val="false"/>
-                <w:sz w:val="24"/>
-                <w:szCs w:val="24"/>
-                <w:color w:val="000000"/>
-              </w:rPr>
-              <w:t xml:space="preserve">0,52 [0,36–0,68]</w:t>
+              <w:t xml:space="preserve">0,64 [0,46–0,79]</w:t>
+            </w:r>
+          </w:p>
+        </w:tc>
+        <w:tc>
+          <w:tcPr>
+            <w:tcBorders>
+              <w:bottom w:val="none" w:sz="0" w:space="0" w:color="000000"/>
+              <w:top w:val="none" w:sz="0" w:space="0" w:color="000000"/>
+              <w:left w:val="none" w:sz="0" w:space="0" w:color="000000"/>
+              <w:right w:val="none" w:sz="0" w:space="0" w:color="000000"/>
+            </w:tcBorders>
+            <w:shd w:val="clear" w:color="auto" w:fill="FFFFFF"/>
+            <w:tcMar>
+              <w:top w:w="0" w:type="dxa"/>
+              <w:bottom w:w="0" w:type="dxa"/>
+              <w:left w:w="0" w:type="dxa"/>
+              <w:right w:w="0" w:type="dxa"/>
+            </w:tcMar>
+            <w:vAlign w:val="center"/>
+          </w:tcPr>
+          <w:p>
+            <w:pPr>
+              <w:pStyle w:val="Normal"/>
+              <w:jc w:val="center"/>
+              <w:pBdr>
+                <w:bottom w:val="none" w:sz="0" w:space="0" w:color="000000"/>
+                <w:top w:val="none" w:sz="0" w:space="0" w:color="000000"/>
+                <w:left w:val="none" w:sz="0" w:space="0" w:color="000000"/>
+                <w:right w:val="none" w:sz="0" w:space="0" w:color="000000"/>
+              </w:pBdr>
+              <w:spacing w:after="60" w:before="60" w:line="240"/>
+              <w:ind w:left="60" w:right="60" w:firstLine="0" w:firstLineChars="0"/>
+              <w:rPr>
+                <w:rFonts w:ascii="Times New Roman" w:hAnsi="Times New Roman" w:eastAsia="Times New Roman" w:cs="Times New Roman"/>
+                <w:i w:val="false"/>
+                <w:b w:val="false"/>
+                <w:u w:val="none"/>
+                <w:strike w:val="false"/>
+                <w:sz w:val="24"/>
+                <w:szCs w:val="24"/>
+                <w:color w:val="000000"/>
+              </w:rPr>
+            </w:pPr>
+            <w:r>
+              <w:rPr>
+                <w:rFonts w:ascii="Times New Roman" w:hAnsi="Times New Roman" w:eastAsia="Times New Roman" w:cs="Times New Roman"/>
+                <w:i w:val="false"/>
+                <w:b w:val="false"/>
+                <w:u w:val="none"/>
+                <w:strike w:val="false"/>
+                <w:sz w:val="24"/>
+                <w:szCs w:val="24"/>
+                <w:color w:val="000000"/>
+              </w:rPr>
+              <w:t xml:space="preserve">0,52 [0,35–0,68]</w:t>
             </w:r>
           </w:p>
         </w:tc>
@@ -7135,62 +7135,62 @@
                 <w:szCs w:val="24"/>
                 <w:color w:val="000000"/>
               </w:rPr>
-              <w:t xml:space="preserve">0,79 [0,61–0,92]</w:t>
-            </w:r>
-          </w:p>
-        </w:tc>
-        <w:tc>
-          <w:tcPr>
-            <w:tcBorders>
-              <w:bottom w:val="none" w:sz="0" w:space="0" w:color="000000"/>
-              <w:top w:val="none" w:sz="0" w:space="0" w:color="000000"/>
-              <w:left w:val="none" w:sz="0" w:space="0" w:color="000000"/>
-              <w:right w:val="none" w:sz="0" w:space="0" w:color="000000"/>
-            </w:tcBorders>
-            <w:shd w:val="clear" w:color="auto" w:fill="FFFFFF"/>
-            <w:tcMar>
-              <w:top w:w="0" w:type="dxa"/>
-              <w:bottom w:w="0" w:type="dxa"/>
-              <w:left w:w="0" w:type="dxa"/>
-              <w:right w:w="0" w:type="dxa"/>
-            </w:tcMar>
-            <w:vAlign w:val="center"/>
-          </w:tcPr>
-          <w:p>
-            <w:pPr>
-              <w:pStyle w:val="Normal"/>
-              <w:jc w:val="center"/>
-              <w:pBdr>
-                <w:bottom w:val="none" w:sz="0" w:space="0" w:color="000000"/>
-                <w:top w:val="none" w:sz="0" w:space="0" w:color="000000"/>
-                <w:left w:val="none" w:sz="0" w:space="0" w:color="000000"/>
-                <w:right w:val="none" w:sz="0" w:space="0" w:color="000000"/>
-              </w:pBdr>
-              <w:spacing w:after="60" w:before="60" w:line="240"/>
-              <w:ind w:left="60" w:right="60" w:firstLine="0" w:firstLineChars="0"/>
-              <w:rPr>
-                <w:rFonts w:ascii="Times New Roman" w:hAnsi="Times New Roman" w:eastAsia="Times New Roman" w:cs="Times New Roman"/>
-                <w:i w:val="false"/>
-                <w:b w:val="false"/>
-                <w:u w:val="none"/>
-                <w:strike w:val="false"/>
-                <w:sz w:val="24"/>
-                <w:szCs w:val="24"/>
-                <w:color w:val="000000"/>
-              </w:rPr>
-            </w:pPr>
-            <w:r>
-              <w:rPr>
-                <w:rFonts w:ascii="Times New Roman" w:hAnsi="Times New Roman" w:eastAsia="Times New Roman" w:cs="Times New Roman"/>
-                <w:i w:val="false"/>
-                <w:b w:val="false"/>
-                <w:u w:val="none"/>
-                <w:strike w:val="false"/>
-                <w:sz w:val="24"/>
-                <w:szCs w:val="24"/>
-                <w:color w:val="000000"/>
-              </w:rPr>
-              <w:t xml:space="preserve">0,78 [0,61–0,91]</w:t>
+              <w:t xml:space="preserve">0,79 [0,63–0,92]</w:t>
+            </w:r>
+          </w:p>
+        </w:tc>
+        <w:tc>
+          <w:tcPr>
+            <w:tcBorders>
+              <w:bottom w:val="none" w:sz="0" w:space="0" w:color="000000"/>
+              <w:top w:val="none" w:sz="0" w:space="0" w:color="000000"/>
+              <w:left w:val="none" w:sz="0" w:space="0" w:color="000000"/>
+              <w:right w:val="none" w:sz="0" w:space="0" w:color="000000"/>
+            </w:tcBorders>
+            <w:shd w:val="clear" w:color="auto" w:fill="FFFFFF"/>
+            <w:tcMar>
+              <w:top w:w="0" w:type="dxa"/>
+              <w:bottom w:w="0" w:type="dxa"/>
+              <w:left w:w="0" w:type="dxa"/>
+              <w:right w:w="0" w:type="dxa"/>
+            </w:tcMar>
+            <w:vAlign w:val="center"/>
+          </w:tcPr>
+          <w:p>
+            <w:pPr>
+              <w:pStyle w:val="Normal"/>
+              <w:jc w:val="center"/>
+              <w:pBdr>
+                <w:bottom w:val="none" w:sz="0" w:space="0" w:color="000000"/>
+                <w:top w:val="none" w:sz="0" w:space="0" w:color="000000"/>
+                <w:left w:val="none" w:sz="0" w:space="0" w:color="000000"/>
+                <w:right w:val="none" w:sz="0" w:space="0" w:color="000000"/>
+              </w:pBdr>
+              <w:spacing w:after="60" w:before="60" w:line="240"/>
+              <w:ind w:left="60" w:right="60" w:firstLine="0" w:firstLineChars="0"/>
+              <w:rPr>
+                <w:rFonts w:ascii="Times New Roman" w:hAnsi="Times New Roman" w:eastAsia="Times New Roman" w:cs="Times New Roman"/>
+                <w:i w:val="false"/>
+                <w:b w:val="false"/>
+                <w:u w:val="none"/>
+                <w:strike w:val="false"/>
+                <w:sz w:val="24"/>
+                <w:szCs w:val="24"/>
+                <w:color w:val="000000"/>
+              </w:rPr>
+            </w:pPr>
+            <w:r>
+              <w:rPr>
+                <w:rFonts w:ascii="Times New Roman" w:hAnsi="Times New Roman" w:eastAsia="Times New Roman" w:cs="Times New Roman"/>
+                <w:i w:val="false"/>
+                <w:b w:val="false"/>
+                <w:u w:val="none"/>
+                <w:strike w:val="false"/>
+                <w:sz w:val="24"/>
+                <w:szCs w:val="24"/>
+                <w:color w:val="000000"/>
+              </w:rPr>
+              <w:t xml:space="preserve">0,78 [0,61–0,90]</w:t>
             </w:r>
           </w:p>
         </w:tc>
@@ -7691,7 +7691,7 @@
                 <w:szCs w:val="24"/>
                 <w:color w:val="000000"/>
               </w:rPr>
-              <w:t xml:space="preserve">0,48 [0,28–0,66]</w:t>
+              <w:t xml:space="preserve">0,48 [0,27–0,66]</w:t>
             </w:r>
           </w:p>
         </w:tc>
@@ -7917,7 +7917,7 @@
                 <w:szCs w:val="24"/>
                 <w:color w:val="000000"/>
               </w:rPr>
-              <w:t xml:space="preserve">Control</w:t>
+              <w:t xml:space="preserve">Control*</w:t>
             </w:r>
           </w:p>
         </w:tc>
@@ -8247,62 +8247,62 @@
                 <w:szCs w:val="24"/>
                 <w:color w:val="000000"/>
               </w:rPr>
-              <w:t xml:space="preserve">0,44 [0,17–0,68]</w:t>
-            </w:r>
-          </w:p>
-        </w:tc>
-        <w:tc>
-          <w:tcPr>
-            <w:tcBorders>
-              <w:bottom w:val="none" w:sz="0" w:space="0" w:color="000000"/>
-              <w:top w:val="none" w:sz="0" w:space="0" w:color="000000"/>
-              <w:left w:val="none" w:sz="0" w:space="0" w:color="000000"/>
-              <w:right w:val="none" w:sz="0" w:space="0" w:color="000000"/>
-            </w:tcBorders>
-            <w:shd w:val="clear" w:color="auto" w:fill="FFFFFF"/>
-            <w:tcMar>
-              <w:top w:w="0" w:type="dxa"/>
-              <w:bottom w:w="0" w:type="dxa"/>
-              <w:left w:w="0" w:type="dxa"/>
-              <w:right w:w="0" w:type="dxa"/>
-            </w:tcMar>
-            <w:vAlign w:val="center"/>
-          </w:tcPr>
-          <w:p>
-            <w:pPr>
-              <w:pStyle w:val="Normal"/>
-              <w:jc w:val="center"/>
-              <w:pBdr>
-                <w:bottom w:val="none" w:sz="0" w:space="0" w:color="000000"/>
-                <w:top w:val="none" w:sz="0" w:space="0" w:color="000000"/>
-                <w:left w:val="none" w:sz="0" w:space="0" w:color="000000"/>
-                <w:right w:val="none" w:sz="0" w:space="0" w:color="000000"/>
-              </w:pBdr>
-              <w:spacing w:after="60" w:before="60" w:line="240"/>
-              <w:ind w:left="60" w:right="60" w:firstLine="0" w:firstLineChars="0"/>
-              <w:rPr>
-                <w:rFonts w:ascii="Times New Roman" w:hAnsi="Times New Roman" w:eastAsia="Times New Roman" w:cs="Times New Roman"/>
-                <w:i w:val="false"/>
-                <w:b w:val="false"/>
-                <w:u w:val="none"/>
-                <w:strike w:val="false"/>
-                <w:sz w:val="24"/>
-                <w:szCs w:val="24"/>
-                <w:color w:val="000000"/>
-              </w:rPr>
-            </w:pPr>
-            <w:r>
-              <w:rPr>
-                <w:rFonts w:ascii="Times New Roman" w:hAnsi="Times New Roman" w:eastAsia="Times New Roman" w:cs="Times New Roman"/>
-                <w:i w:val="false"/>
-                <w:b w:val="false"/>
-                <w:u w:val="none"/>
-                <w:strike w:val="false"/>
-                <w:sz w:val="24"/>
-                <w:szCs w:val="24"/>
-                <w:color w:val="000000"/>
-              </w:rPr>
-              <w:t xml:space="preserve">0,48 [0,19–0,73]</w:t>
+              <w:t xml:space="preserve">0,44 [0,17–0,66]</w:t>
+            </w:r>
+          </w:p>
+        </w:tc>
+        <w:tc>
+          <w:tcPr>
+            <w:tcBorders>
+              <w:bottom w:val="none" w:sz="0" w:space="0" w:color="000000"/>
+              <w:top w:val="none" w:sz="0" w:space="0" w:color="000000"/>
+              <w:left w:val="none" w:sz="0" w:space="0" w:color="000000"/>
+              <w:right w:val="none" w:sz="0" w:space="0" w:color="000000"/>
+            </w:tcBorders>
+            <w:shd w:val="clear" w:color="auto" w:fill="FFFFFF"/>
+            <w:tcMar>
+              <w:top w:w="0" w:type="dxa"/>
+              <w:bottom w:w="0" w:type="dxa"/>
+              <w:left w:w="0" w:type="dxa"/>
+              <w:right w:w="0" w:type="dxa"/>
+            </w:tcMar>
+            <w:vAlign w:val="center"/>
+          </w:tcPr>
+          <w:p>
+            <w:pPr>
+              <w:pStyle w:val="Normal"/>
+              <w:jc w:val="center"/>
+              <w:pBdr>
+                <w:bottom w:val="none" w:sz="0" w:space="0" w:color="000000"/>
+                <w:top w:val="none" w:sz="0" w:space="0" w:color="000000"/>
+                <w:left w:val="none" w:sz="0" w:space="0" w:color="000000"/>
+                <w:right w:val="none" w:sz="0" w:space="0" w:color="000000"/>
+              </w:pBdr>
+              <w:spacing w:after="60" w:before="60" w:line="240"/>
+              <w:ind w:left="60" w:right="60" w:firstLine="0" w:firstLineChars="0"/>
+              <w:rPr>
+                <w:rFonts w:ascii="Times New Roman" w:hAnsi="Times New Roman" w:eastAsia="Times New Roman" w:cs="Times New Roman"/>
+                <w:i w:val="false"/>
+                <w:b w:val="false"/>
+                <w:u w:val="none"/>
+                <w:strike w:val="false"/>
+                <w:sz w:val="24"/>
+                <w:szCs w:val="24"/>
+                <w:color w:val="000000"/>
+              </w:rPr>
+            </w:pPr>
+            <w:r>
+              <w:rPr>
+                <w:rFonts w:ascii="Times New Roman" w:hAnsi="Times New Roman" w:eastAsia="Times New Roman" w:cs="Times New Roman"/>
+                <w:i w:val="false"/>
+                <w:b w:val="false"/>
+                <w:u w:val="none"/>
+                <w:strike w:val="false"/>
+                <w:sz w:val="24"/>
+                <w:szCs w:val="24"/>
+                <w:color w:val="000000"/>
+              </w:rPr>
+              <w:t xml:space="preserve">0,48 [0,19–0,71]</w:t>
             </w:r>
           </w:p>
         </w:tc>
@@ -8803,7 +8803,7 @@
                 <w:szCs w:val="24"/>
                 <w:color w:val="000000"/>
               </w:rPr>
-              <w:t xml:space="preserve">0,61 [0,35–0,80]</w:t>
+              <w:t xml:space="preserve">0,61 [0,36–0,80]</w:t>
             </w:r>
           </w:p>
         </w:tc>
@@ -8858,7 +8858,7 @@
                 <w:szCs w:val="24"/>
                 <w:color w:val="000000"/>
               </w:rPr>
-              <w:t xml:space="preserve">0,61 [0,34–0,80]</w:t>
+              <w:t xml:space="preserve">0,61 [0,36–0,80]</w:t>
             </w:r>
           </w:p>
         </w:tc>
@@ -9010,6 +9010,18 @@
               <w:ind w:left="60" w:right="60" w:firstLine="0" w:firstLineChars="0"/>
               <w:rPr>
                 <w:rFonts w:ascii="Times New Roman" w:hAnsi="Times New Roman" w:eastAsia="Times New Roman" w:cs="Times New Roman"/>
+                <w:i w:val="false"/>
+                <w:b w:val="false"/>
+                <w:u w:val="none"/>
+                <w:strike w:val="false"/>
+                <w:sz w:val="24"/>
+                <w:szCs w:val="24"/>
+                <w:color w:val="000000"/>
+              </w:rPr>
+            </w:pPr>
+            <w:r>
+              <w:rPr>
+                <w:rFonts w:ascii="Times New Roman" w:hAnsi="Times New Roman" w:eastAsia="Times New Roman" w:cs="Times New Roman"/>
                 <w:i w:val="true"/>
                 <w:b w:val="false"/>
                 <w:u w:val="none"/>
@@ -9018,19 +9030,20 @@
                 <w:szCs w:val="24"/>
                 <w:color w:val="000000"/>
               </w:rPr>
-            </w:pPr>
-            <w:r>
-              <w:rPr>
-                <w:rFonts w:ascii="Times New Roman" w:hAnsi="Times New Roman" w:eastAsia="Times New Roman" w:cs="Times New Roman"/>
-                <w:i w:val="true"/>
-                <w:b w:val="false"/>
-                <w:u w:val="none"/>
-                <w:strike w:val="false"/>
-                <w:sz w:val="24"/>
-                <w:szCs w:val="24"/>
-                <w:color w:val="000000"/>
-              </w:rPr>
-              <w:t xml:space="preserve">Nota. n: bloques con el concepto en la referencia (359 evaluados). P, S, F1 y κ (Cohen): par humano–Luna. H: humano; L: Luna-6; Hk: Haiku 5.5; tres: los tres codificadores. IC 95 %: remuestreo de bloques (2.000). * Excluido: todo su intervalo con Luna queda bajo 0,667. Actitud no aparece porque la referencia no lo asigna. Nombres abreviados.</w:t>
+              <w:t xml:space="preserve">Nota.</w:t>
+            </w:r>
+            <w:r>
+              <w:rPr>
+                <w:rFonts w:ascii="Times New Roman" w:hAnsi="Times New Roman" w:eastAsia="Times New Roman" w:cs="Times New Roman"/>
+                <w:i w:val="false"/>
+                <w:b w:val="false"/>
+                <w:u w:val="none"/>
+                <w:strike w:val="false"/>
+                <w:sz w:val="24"/>
+                <w:szCs w:val="24"/>
+                <w:color w:val="000000"/>
+              </w:rPr>
+              <w:t xml:space="preserve"> n: bloques con el concepto en la referencia (359 evaluados). P, S, F1 y κ (Cohen): par humano–Luna. H: humano; L: Luna-6; Hk: Haiku 5.5; tres: los tres codificadores. IC 95 %: remuestreo de bloques (10.000). * Excluido: todo su intervalo con Luna queda bajo 0,667. Actitud no aparece porque la referencia no lo asigna. Nombres abreviados.</w:t>
             </w:r>
           </w:p>
         </w:tc>

--- a/output/tables/validation/tS1_concordancia_por_concepto.docx
+++ b/output/tables/validation/tS1_concordancia_por_concepto.docx
@@ -27,7 +27,7 @@
           <w:szCs w:val="22"/>
           <w:color w:val="000000"/>
         </w:rPr>
-        <w:t xml:space="preserve">Tabla 3</w:t>
+        <w:t xml:space="preserve">Tabla 4</w:t>
       </w:r>
     </w:p>
     <w:p>
